--- a/lessons/8-5/downloads/reveal/teacher/8.5-prerequisite-practice-answer-key.docx
+++ b/lessons/8-5/downloads/reveal/teacher/8.5-prerequisite-practice-answer-key.docx
@@ -13,7 +13,7 @@
           <w:caps/>
           <w:color w:val="003A70"/>
           <w:spacing w:val="12"/>
-          <w:sz w:val="19"/>
+          <w:sz w:val="22"/>
           <w:szCs w:val="19"/>
         </w:rPr>
         <w:t xml:space="preserve">Lesson 8-5  ·  Prerequisite Practice  ·  Answer Key</w:t>
@@ -21,6 +21,7 @@
     </w:p>
     <w:p>
       <w:pPr>
+        <w:pStyle w:val="Heading1"/>
         <w:spacing w:before="0" w:after="10" w:line="240" w:lineRule="auto"/>
       </w:pPr>
       <w:r>
@@ -45,7 +46,7 @@
         <w:rPr>
           <w:rFonts w:ascii="Avenir Next" w:hAnsi="Avenir Next" w:cs="Avenir Next" w:eastAsia="Avenir Next"/>
           <w:color w:val="5A5F66"/>
-          <w:sz w:val="17"/>
+          <w:sz w:val="22"/>
           <w:szCs w:val="17"/>
         </w:rPr>
         <w:t xml:space="preserve">Teacher use. Each sheet practices two earlier skills the session depends on. Step-frame answers are shown in order.</w:t>
@@ -85,6 +86,7 @@
           </w:tcPr>
           <w:p>
             <w:pPr>
+              <w:pStyle w:val="Heading2"/>
               <w:keepNext/>
               <w:pBdr>
                 <w:bottom w:val="single" w:sz="8" w:space="3" w:color="003A70"/>
@@ -100,7 +102,7 @@
                 <w:b/>
                 <w:color w:val="003A70"/>
                 <w:spacing w:val="14"/>
-                <w:sz w:val="19"/>
+                <w:sz w:val="22"/>
                 <w:szCs w:val="19"/>
               </w:rPr>
               <w:t xml:space="preserve">SESSION 1  ·  PRACTICE A</w:t>
@@ -119,7 +121,7 @@
                 <w:rFonts w:ascii="Avenir Next" w:hAnsi="Avenir Next" w:cs="Avenir Next" w:eastAsia="Avenir Next"/>
                 <w:i/>
                 <w:color w:val="5A5F66"/>
-                <w:sz w:val="17"/>
+                <w:sz w:val="22"/>
                 <w:szCs w:val="17"/>
               </w:rPr>
               <w:t xml:space="preserve">Read Number Line Scales · Compare Multi-Digit Numbers</w:t>
@@ -138,7 +140,7 @@
                 <w:rFonts w:ascii="Avenir Next" w:hAnsi="Avenir Next" w:cs="Avenir Next" w:eastAsia="Avenir Next"/>
                 <w:b/>
                 <w:color w:val="1A1A1A"/>
-                <w:sz w:val="17"/>
+                <w:sz w:val="22"/>
                 <w:szCs w:val="17"/>
               </w:rPr>
               <w:t xml:space="preserve">1.</w:t>
@@ -156,7 +158,7 @@
               <w:rPr>
                 <w:rFonts w:ascii="Avenir Next" w:hAnsi="Avenir Next" w:cs="Avenir Next" w:eastAsia="Avenir Next"/>
                 <w:color w:val="1A1A1A"/>
-                <w:sz w:val="17"/>
+                <w:sz w:val="22"/>
                 <w:szCs w:val="17"/>
               </w:rPr>
               <w:t xml:space="preserve">Step 1: 10   Step 2: 2   Step 3: 6, 6</w:t>
@@ -175,7 +177,7 @@
                 <w:rFonts w:ascii="Avenir Next" w:hAnsi="Avenir Next" w:cs="Avenir Next" w:eastAsia="Avenir Next"/>
                 <w:b/>
                 <w:color w:val="1A1A1A"/>
-                <w:sz w:val="17"/>
+                <w:sz w:val="22"/>
                 <w:szCs w:val="17"/>
               </w:rPr>
               <w:t xml:space="preserve">2.</w:t>
@@ -193,7 +195,7 @@
               <w:rPr>
                 <w:rFonts w:ascii="Avenir Next" w:hAnsi="Avenir Next" w:cs="Avenir Next" w:eastAsia="Avenir Next"/>
                 <w:color w:val="1A1A1A"/>
-                <w:sz w:val="17"/>
+                <w:sz w:val="22"/>
                 <w:szCs w:val="17"/>
               </w:rPr>
               <w:t xml:space="preserve">Step 1: 100   Step 2: 25   Step 3: 75, 75</w:t>
@@ -212,7 +214,7 @@
                 <w:rFonts w:ascii="Avenir Next" w:hAnsi="Avenir Next" w:cs="Avenir Next" w:eastAsia="Avenir Next"/>
                 <w:b/>
                 <w:color w:val="1A1A1A"/>
-                <w:sz w:val="17"/>
+                <w:sz w:val="22"/>
                 <w:szCs w:val="17"/>
               </w:rPr>
               <w:t xml:space="preserve">3.</w:t>
@@ -230,7 +232,7 @@
               <w:rPr>
                 <w:rFonts w:ascii="Avenir Next" w:hAnsi="Avenir Next" w:cs="Avenir Next" w:eastAsia="Avenir Next"/>
                 <w:color w:val="1A1A1A"/>
-                <w:sz w:val="17"/>
+                <w:sz w:val="22"/>
                 <w:szCs w:val="17"/>
               </w:rPr>
               <w:t xml:space="preserve">a. 5  b. 25  c. 50  d. 5</w:t>
@@ -249,7 +251,7 @@
                 <w:rFonts w:ascii="Avenir Next" w:hAnsi="Avenir Next" w:cs="Avenir Next" w:eastAsia="Avenir Next"/>
                 <w:b/>
                 <w:color w:val="1A1A1A"/>
-                <w:sz w:val="17"/>
+                <w:sz w:val="22"/>
                 <w:szCs w:val="17"/>
               </w:rPr>
               <w:t xml:space="preserve">4.</w:t>
@@ -267,7 +269,7 @@
               <w:rPr>
                 <w:rFonts w:ascii="Avenir Next" w:hAnsi="Avenir Next" w:cs="Avenir Next" w:eastAsia="Avenir Next"/>
                 <w:color w:val="1A1A1A"/>
-                <w:sz w:val="17"/>
+                <w:sz w:val="22"/>
                 <w:szCs w:val="17"/>
               </w:rPr>
               <w:t xml:space="preserve">Step 1: 3   Step 2: 2 and 0   Step 3: &gt;</w:t>
@@ -286,7 +288,7 @@
                 <w:rFonts w:ascii="Avenir Next" w:hAnsi="Avenir Next" w:cs="Avenir Next" w:eastAsia="Avenir Next"/>
                 <w:b/>
                 <w:color w:val="1A1A1A"/>
-                <w:sz w:val="17"/>
+                <w:sz w:val="22"/>
                 <w:szCs w:val="17"/>
               </w:rPr>
               <w:t xml:space="preserve">5.</w:t>
@@ -304,7 +306,7 @@
               <w:rPr>
                 <w:rFonts w:ascii="Avenir Next" w:hAnsi="Avenir Next" w:cs="Avenir Next" w:eastAsia="Avenir Next"/>
                 <w:color w:val="1A1A1A"/>
-                <w:sz w:val="17"/>
+                <w:sz w:val="22"/>
                 <w:szCs w:val="17"/>
               </w:rPr>
               <w:t xml:space="preserve">Step 1: 3, 4   Step 2: no   Step 3: &lt;</w:t>
@@ -323,7 +325,7 @@
                 <w:rFonts w:ascii="Avenir Next" w:hAnsi="Avenir Next" w:cs="Avenir Next" w:eastAsia="Avenir Next"/>
                 <w:b/>
                 <w:color w:val="1A1A1A"/>
-                <w:sz w:val="17"/>
+                <w:sz w:val="22"/>
                 <w:szCs w:val="17"/>
               </w:rPr>
               <w:t xml:space="preserve">6.</w:t>
@@ -341,7 +343,7 @@
               <w:rPr>
                 <w:rFonts w:ascii="Avenir Next" w:hAnsi="Avenir Next" w:cs="Avenir Next" w:eastAsia="Avenir Next"/>
                 <w:color w:val="1A1A1A"/>
-                <w:sz w:val="17"/>
+                <w:sz w:val="22"/>
                 <w:szCs w:val="17"/>
               </w:rPr>
               <w:t xml:space="preserve">a. &gt;  b. &lt;  c. &lt;  d. =  e. &lt;  f. &gt;</w:t>
@@ -360,7 +362,7 @@
                 <w:rFonts w:ascii="Avenir Next" w:hAnsi="Avenir Next" w:cs="Avenir Next" w:eastAsia="Avenir Next"/>
                 <w:b/>
                 <w:color w:val="1A1A1A"/>
-                <w:sz w:val="17"/>
+                <w:sz w:val="22"/>
                 <w:szCs w:val="17"/>
               </w:rPr>
               <w:t xml:space="preserve">7.</w:t>
@@ -379,7 +381,7 @@
                 <w:rFonts w:ascii="Avenir Next" w:hAnsi="Avenir Next" w:cs="Avenir Next" w:eastAsia="Avenir Next"/>
                 <w:b/>
                 <w:color w:val="1A1A1A"/>
-                <w:sz w:val="17"/>
+                <w:sz w:val="22"/>
                 <w:szCs w:val="17"/>
               </w:rPr>
               <w:t xml:space="preserve">C</w:t>
@@ -388,7 +390,7 @@
               <w:rPr>
                 <w:rFonts w:ascii="Avenir Next" w:hAnsi="Avenir Next" w:cs="Avenir Next" w:eastAsia="Avenir Next"/>
                 <w:color w:val="1A1A1A"/>
-                <w:sz w:val="17"/>
+                <w:sz w:val="22"/>
                 <w:szCs w:val="17"/>
               </w:rPr>
               <w:t xml:space="preserve">  (260)</w:t>
@@ -402,6 +404,7 @@
           </w:tcPr>
           <w:p>
             <w:pPr>
+              <w:pStyle w:val="Heading2"/>
               <w:keepNext/>
               <w:pBdr>
                 <w:bottom w:val="single" w:sz="8" w:space="3" w:color="003A70"/>
@@ -417,7 +420,7 @@
                 <w:b/>
                 <w:color w:val="003A70"/>
                 <w:spacing w:val="14"/>
-                <w:sz w:val="19"/>
+                <w:sz w:val="22"/>
                 <w:szCs w:val="19"/>
               </w:rPr>
               <w:t xml:space="preserve">SESSION 1  ·  PRACTICE B</w:t>
@@ -436,7 +439,7 @@
                 <w:rFonts w:ascii="Avenir Next" w:hAnsi="Avenir Next" w:cs="Avenir Next" w:eastAsia="Avenir Next"/>
                 <w:i/>
                 <w:color w:val="5A5F66"/>
-                <w:sz w:val="17"/>
+                <w:sz w:val="22"/>
                 <w:szCs w:val="17"/>
               </w:rPr>
               <w:t xml:space="preserve">Compare Numbers on a Number Line · Write Inequalities from Words</w:t>
@@ -455,7 +458,7 @@
                 <w:rFonts w:ascii="Avenir Next" w:hAnsi="Avenir Next" w:cs="Avenir Next" w:eastAsia="Avenir Next"/>
                 <w:b/>
                 <w:color w:val="1A1A1A"/>
-                <w:sz w:val="17"/>
+                <w:sz w:val="22"/>
                 <w:szCs w:val="17"/>
               </w:rPr>
               <w:t xml:space="preserve">1.</w:t>
@@ -473,7 +476,7 @@
               <w:rPr>
                 <w:rFonts w:ascii="Avenir Next" w:hAnsi="Avenir Next" w:cs="Avenir Next" w:eastAsia="Avenir Next"/>
                 <w:color w:val="1A1A1A"/>
-                <w:sz w:val="17"/>
+                <w:sz w:val="22"/>
                 <w:szCs w:val="17"/>
               </w:rPr>
               <w:t xml:space="preserve">Step 1: −6   Step 2: −1   Step 3: &gt;</w:t>
@@ -492,7 +495,7 @@
                 <w:rFonts w:ascii="Avenir Next" w:hAnsi="Avenir Next" w:cs="Avenir Next" w:eastAsia="Avenir Next"/>
                 <w:b/>
                 <w:color w:val="1A1A1A"/>
-                <w:sz w:val="17"/>
+                <w:sz w:val="22"/>
                 <w:szCs w:val="17"/>
               </w:rPr>
               <w:t xml:space="preserve">2.</w:t>
@@ -510,7 +513,7 @@
               <w:rPr>
                 <w:rFonts w:ascii="Avenir Next" w:hAnsi="Avenir Next" w:cs="Avenir Next" w:eastAsia="Avenir Next"/>
                 <w:color w:val="1A1A1A"/>
-                <w:sz w:val="17"/>
+                <w:sz w:val="22"/>
                 <w:szCs w:val="17"/>
               </w:rPr>
               <w:t xml:space="preserve">Step 1: −4   Step 2: 0   Step 3: &gt;</w:t>
@@ -529,7 +532,7 @@
                 <w:rFonts w:ascii="Avenir Next" w:hAnsi="Avenir Next" w:cs="Avenir Next" w:eastAsia="Avenir Next"/>
                 <w:b/>
                 <w:color w:val="1A1A1A"/>
-                <w:sz w:val="17"/>
+                <w:sz w:val="22"/>
                 <w:szCs w:val="17"/>
               </w:rPr>
               <w:t xml:space="preserve">3.</w:t>
@@ -547,7 +550,7 @@
               <w:rPr>
                 <w:rFonts w:ascii="Avenir Next" w:hAnsi="Avenir Next" w:cs="Avenir Next" w:eastAsia="Avenir Next"/>
                 <w:color w:val="1A1A1A"/>
-                <w:sz w:val="17"/>
+                <w:sz w:val="22"/>
                 <w:szCs w:val="17"/>
               </w:rPr>
               <w:t xml:space="preserve">a. &lt;  b. &lt;  c. &gt;  d. &gt;  e. &lt;  f. &gt;</w:t>
@@ -566,7 +569,7 @@
                 <w:rFonts w:ascii="Avenir Next" w:hAnsi="Avenir Next" w:cs="Avenir Next" w:eastAsia="Avenir Next"/>
                 <w:b/>
                 <w:color w:val="1A1A1A"/>
-                <w:sz w:val="17"/>
+                <w:sz w:val="22"/>
                 <w:szCs w:val="17"/>
               </w:rPr>
               <w:t xml:space="preserve">4.</w:t>
@@ -584,7 +587,7 @@
               <w:rPr>
                 <w:rFonts w:ascii="Avenir Next" w:hAnsi="Avenir Next" w:cs="Avenir Next" w:eastAsia="Avenir Next"/>
                 <w:color w:val="1A1A1A"/>
-                <w:sz w:val="17"/>
+                <w:sz w:val="22"/>
                 <w:szCs w:val="17"/>
               </w:rPr>
               <w:t xml:space="preserve">Step 1: at least   Step 2: ≥   Step 3: </w:t>
@@ -594,7 +597,7 @@
                 <w:rFonts w:ascii="Avenir Next" w:hAnsi="Avenir Next" w:cs="Avenir Next" w:eastAsia="Avenir Next"/>
                 <w:i/>
                 <w:color w:val="1A1A1A"/>
-                <w:sz w:val="17"/>
+                <w:sz w:val="22"/>
                 <w:szCs w:val="17"/>
               </w:rPr>
               <w:t xml:space="preserve">h</w:t>
@@ -603,7 +606,7 @@
               <w:rPr>
                 <w:rFonts w:ascii="Avenir Next" w:hAnsi="Avenir Next" w:cs="Avenir Next" w:eastAsia="Avenir Next"/>
                 <w:color w:val="1A1A1A"/>
-                <w:sz w:val="17"/>
+                <w:sz w:val="22"/>
                 <w:szCs w:val="17"/>
               </w:rPr>
               <w:t xml:space="preserve"> ≥ 52</w:t>
@@ -622,7 +625,7 @@
                 <w:rFonts w:ascii="Avenir Next" w:hAnsi="Avenir Next" w:cs="Avenir Next" w:eastAsia="Avenir Next"/>
                 <w:b/>
                 <w:color w:val="1A1A1A"/>
-                <w:sz w:val="17"/>
+                <w:sz w:val="22"/>
                 <w:szCs w:val="17"/>
               </w:rPr>
               <w:t xml:space="preserve">5.</w:t>
@@ -640,7 +643,7 @@
               <w:rPr>
                 <w:rFonts w:ascii="Avenir Next" w:hAnsi="Avenir Next" w:cs="Avenir Next" w:eastAsia="Avenir Next"/>
                 <w:color w:val="1A1A1A"/>
-                <w:sz w:val="17"/>
+                <w:sz w:val="22"/>
                 <w:szCs w:val="17"/>
               </w:rPr>
               <w:t xml:space="preserve">Step 1: under   Step 2: &lt;   Step 3: </w:t>
@@ -650,7 +653,7 @@
                 <w:rFonts w:ascii="Avenir Next" w:hAnsi="Avenir Next" w:cs="Avenir Next" w:eastAsia="Avenir Next"/>
                 <w:i/>
                 <w:color w:val="1A1A1A"/>
-                <w:sz w:val="17"/>
+                <w:sz w:val="22"/>
                 <w:szCs w:val="17"/>
               </w:rPr>
               <w:t xml:space="preserve">w</w:t>
@@ -659,7 +662,7 @@
               <w:rPr>
                 <w:rFonts w:ascii="Avenir Next" w:hAnsi="Avenir Next" w:cs="Avenir Next" w:eastAsia="Avenir Next"/>
                 <w:color w:val="1A1A1A"/>
-                <w:sz w:val="17"/>
+                <w:sz w:val="22"/>
                 <w:szCs w:val="17"/>
               </w:rPr>
               <w:t xml:space="preserve"> &lt; 200</w:t>
@@ -678,7 +681,7 @@
                 <w:rFonts w:ascii="Avenir Next" w:hAnsi="Avenir Next" w:cs="Avenir Next" w:eastAsia="Avenir Next"/>
                 <w:b/>
                 <w:color w:val="1A1A1A"/>
-                <w:sz w:val="17"/>
+                <w:sz w:val="22"/>
                 <w:szCs w:val="17"/>
               </w:rPr>
               <w:t xml:space="preserve">6.</w:t>
@@ -696,7 +699,7 @@
               <w:rPr>
                 <w:rFonts w:ascii="Avenir Next" w:hAnsi="Avenir Next" w:cs="Avenir Next" w:eastAsia="Avenir Next"/>
                 <w:color w:val="1A1A1A"/>
-                <w:sz w:val="17"/>
+                <w:sz w:val="22"/>
                 <w:szCs w:val="17"/>
               </w:rPr>
               <w:t xml:space="preserve">a. </w:t>
@@ -706,7 +709,7 @@
                 <w:rFonts w:ascii="Avenir Next" w:hAnsi="Avenir Next" w:cs="Avenir Next" w:eastAsia="Avenir Next"/>
                 <w:i/>
                 <w:color w:val="1A1A1A"/>
-                <w:sz w:val="17"/>
+                <w:sz w:val="22"/>
                 <w:szCs w:val="17"/>
               </w:rPr>
               <w:t xml:space="preserve">x</w:t>
@@ -715,7 +718,7 @@
               <w:rPr>
                 <w:rFonts w:ascii="Avenir Next" w:hAnsi="Avenir Next" w:cs="Avenir Next" w:eastAsia="Avenir Next"/>
                 <w:color w:val="1A1A1A"/>
-                <w:sz w:val="17"/>
+                <w:sz w:val="22"/>
                 <w:szCs w:val="17"/>
               </w:rPr>
               <w:t xml:space="preserve"> ≥ 9  b. </w:t>
@@ -725,7 +728,7 @@
                 <w:rFonts w:ascii="Avenir Next" w:hAnsi="Avenir Next" w:cs="Avenir Next" w:eastAsia="Avenir Next"/>
                 <w:i/>
                 <w:color w:val="1A1A1A"/>
-                <w:sz w:val="17"/>
+                <w:sz w:val="22"/>
                 <w:szCs w:val="17"/>
               </w:rPr>
               <w:t xml:space="preserve">n</w:t>
@@ -734,7 +737,7 @@
               <w:rPr>
                 <w:rFonts w:ascii="Avenir Next" w:hAnsi="Avenir Next" w:cs="Avenir Next" w:eastAsia="Avenir Next"/>
                 <w:color w:val="1A1A1A"/>
-                <w:sz w:val="17"/>
+                <w:sz w:val="22"/>
                 <w:szCs w:val="17"/>
               </w:rPr>
               <w:t xml:space="preserve"> &lt; 30  c. </w:t>
@@ -744,7 +747,7 @@
                 <w:rFonts w:ascii="Avenir Next" w:hAnsi="Avenir Next" w:cs="Avenir Next" w:eastAsia="Avenir Next"/>
                 <w:i/>
                 <w:color w:val="1A1A1A"/>
-                <w:sz w:val="17"/>
+                <w:sz w:val="22"/>
                 <w:szCs w:val="17"/>
               </w:rPr>
               <w:t xml:space="preserve">w</w:t>
@@ -753,7 +756,7 @@
               <w:rPr>
                 <w:rFonts w:ascii="Avenir Next" w:hAnsi="Avenir Next" w:cs="Avenir Next" w:eastAsia="Avenir Next"/>
                 <w:color w:val="1A1A1A"/>
-                <w:sz w:val="17"/>
+                <w:sz w:val="22"/>
                 <w:szCs w:val="17"/>
               </w:rPr>
               <w:t xml:space="preserve"> ≤ 50  d. </w:t>
@@ -763,7 +766,7 @@
                 <w:rFonts w:ascii="Avenir Next" w:hAnsi="Avenir Next" w:cs="Avenir Next" w:eastAsia="Avenir Next"/>
                 <w:i/>
                 <w:color w:val="1A1A1A"/>
-                <w:sz w:val="17"/>
+                <w:sz w:val="22"/>
                 <w:szCs w:val="17"/>
               </w:rPr>
               <w:t xml:space="preserve">t</w:t>
@@ -772,7 +775,7 @@
               <w:rPr>
                 <w:rFonts w:ascii="Avenir Next" w:hAnsi="Avenir Next" w:cs="Avenir Next" w:eastAsia="Avenir Next"/>
                 <w:color w:val="1A1A1A"/>
-                <w:sz w:val="17"/>
+                <w:sz w:val="22"/>
                 <w:szCs w:val="17"/>
               </w:rPr>
               <w:t xml:space="preserve"> &gt; 100  e. </w:t>
@@ -782,7 +785,7 @@
                 <w:rFonts w:ascii="Avenir Next" w:hAnsi="Avenir Next" w:cs="Avenir Next" w:eastAsia="Avenir Next"/>
                 <w:i/>
                 <w:color w:val="1A1A1A"/>
-                <w:sz w:val="17"/>
+                <w:sz w:val="22"/>
                 <w:szCs w:val="17"/>
               </w:rPr>
               <w:t xml:space="preserve">b</w:t>
@@ -791,7 +794,7 @@
               <w:rPr>
                 <w:rFonts w:ascii="Avenir Next" w:hAnsi="Avenir Next" w:cs="Avenir Next" w:eastAsia="Avenir Next"/>
                 <w:color w:val="1A1A1A"/>
-                <w:sz w:val="17"/>
+                <w:sz w:val="22"/>
                 <w:szCs w:val="17"/>
               </w:rPr>
               <w:t xml:space="preserve"> ≥ 18  f. </w:t>
@@ -801,7 +804,7 @@
                 <w:rFonts w:ascii="Avenir Next" w:hAnsi="Avenir Next" w:cs="Avenir Next" w:eastAsia="Avenir Next"/>
                 <w:i/>
                 <w:color w:val="1A1A1A"/>
-                <w:sz w:val="17"/>
+                <w:sz w:val="22"/>
                 <w:szCs w:val="17"/>
               </w:rPr>
               <w:t xml:space="preserve">k</w:t>
@@ -810,7 +813,7 @@
               <w:rPr>
                 <w:rFonts w:ascii="Avenir Next" w:hAnsi="Avenir Next" w:cs="Avenir Next" w:eastAsia="Avenir Next"/>
                 <w:color w:val="1A1A1A"/>
-                <w:sz w:val="17"/>
+                <w:sz w:val="22"/>
                 <w:szCs w:val="17"/>
               </w:rPr>
               <w:t xml:space="preserve"> &lt; 12</w:t>
@@ -829,7 +832,7 @@
                 <w:rFonts w:ascii="Avenir Next" w:hAnsi="Avenir Next" w:cs="Avenir Next" w:eastAsia="Avenir Next"/>
                 <w:b/>
                 <w:color w:val="1A1A1A"/>
-                <w:sz w:val="17"/>
+                <w:sz w:val="22"/>
                 <w:szCs w:val="17"/>
               </w:rPr>
               <w:t xml:space="preserve">7.</w:t>
@@ -848,7 +851,7 @@
                 <w:rFonts w:ascii="Avenir Next" w:hAnsi="Avenir Next" w:cs="Avenir Next" w:eastAsia="Avenir Next"/>
                 <w:b/>
                 <w:color w:val="1A1A1A"/>
-                <w:sz w:val="17"/>
+                <w:sz w:val="22"/>
                 <w:szCs w:val="17"/>
               </w:rPr>
               <w:t xml:space="preserve">B</w:t>
@@ -857,7 +860,7 @@
               <w:rPr>
                 <w:rFonts w:ascii="Avenir Next" w:hAnsi="Avenir Next" w:cs="Avenir Next" w:eastAsia="Avenir Next"/>
                 <w:color w:val="1A1A1A"/>
-                <w:sz w:val="17"/>
+                <w:sz w:val="22"/>
                 <w:szCs w:val="17"/>
               </w:rPr>
               <w:t xml:space="preserve">  (</w:t>
@@ -867,7 +870,7 @@
                 <w:rFonts w:ascii="Avenir Next" w:hAnsi="Avenir Next" w:cs="Avenir Next" w:eastAsia="Avenir Next"/>
                 <w:i/>
                 <w:color w:val="1A1A1A"/>
-                <w:sz w:val="17"/>
+                <w:sz w:val="22"/>
                 <w:szCs w:val="17"/>
               </w:rPr>
               <w:t xml:space="preserve">t</w:t>
@@ -876,7 +879,7 @@
               <w:rPr>
                 <w:rFonts w:ascii="Avenir Next" w:hAnsi="Avenir Next" w:cs="Avenir Next" w:eastAsia="Avenir Next"/>
                 <w:color w:val="1A1A1A"/>
-                <w:sz w:val="17"/>
+                <w:sz w:val="22"/>
                 <w:szCs w:val="17"/>
               </w:rPr>
               <w:t xml:space="preserve"> ≤ 8)</w:t>
@@ -924,6 +927,7 @@
           </w:tcPr>
           <w:p>
             <w:pPr>
+              <w:pStyle w:val="Heading2"/>
               <w:keepNext/>
               <w:pBdr>
                 <w:bottom w:val="single" w:sz="8" w:space="3" w:color="003A70"/>
@@ -939,7 +943,7 @@
                 <w:b/>
                 <w:color w:val="003A70"/>
                 <w:spacing w:val="14"/>
-                <w:sz w:val="19"/>
+                <w:sz w:val="22"/>
                 <w:szCs w:val="19"/>
               </w:rPr>
               <w:t xml:space="preserve">SESSION 2  ·  PRACTICE A</w:t>
@@ -958,7 +962,7 @@
                 <w:rFonts w:ascii="Avenir Next" w:hAnsi="Avenir Next" w:cs="Avenir Next" w:eastAsia="Avenir Next"/>
                 <w:i/>
                 <w:color w:val="5A5F66"/>
-                <w:sz w:val="17"/>
+                <w:sz w:val="22"/>
                 <w:szCs w:val="17"/>
               </w:rPr>
               <w:t xml:space="preserve">Compare Decimals · Check Comparison Statements</w:t>
@@ -977,7 +981,7 @@
                 <w:rFonts w:ascii="Avenir Next" w:hAnsi="Avenir Next" w:cs="Avenir Next" w:eastAsia="Avenir Next"/>
                 <w:b/>
                 <w:color w:val="1A1A1A"/>
-                <w:sz w:val="17"/>
+                <w:sz w:val="22"/>
                 <w:szCs w:val="17"/>
               </w:rPr>
               <w:t xml:space="preserve">1.</w:t>
@@ -995,7 +999,7 @@
               <w:rPr>
                 <w:rFonts w:ascii="Avenir Next" w:hAnsi="Avenir Next" w:cs="Avenir Next" w:eastAsia="Avenir Next"/>
                 <w:color w:val="1A1A1A"/>
-                <w:sz w:val="17"/>
+                <w:sz w:val="22"/>
                 <w:szCs w:val="17"/>
               </w:rPr>
               <w:t xml:space="preserve">Step 1: 2.00   Step 2: 1   Step 3: &lt;</w:t>
@@ -1014,7 +1018,7 @@
                 <w:rFonts w:ascii="Avenir Next" w:hAnsi="Avenir Next" w:cs="Avenir Next" w:eastAsia="Avenir Next"/>
                 <w:b/>
                 <w:color w:val="1A1A1A"/>
-                <w:sz w:val="17"/>
+                <w:sz w:val="22"/>
                 <w:szCs w:val="17"/>
               </w:rPr>
               <w:t xml:space="preserve">2.</w:t>
@@ -1032,7 +1036,7 @@
               <w:rPr>
                 <w:rFonts w:ascii="Avenir Next" w:hAnsi="Avenir Next" w:cs="Avenir Next" w:eastAsia="Avenir Next"/>
                 <w:color w:val="1A1A1A"/>
-                <w:sz w:val="17"/>
+                <w:sz w:val="22"/>
                 <w:szCs w:val="17"/>
               </w:rPr>
               <w:t xml:space="preserve">Step 1: 24.75   Step 2: 8   Step 3: &gt;</w:t>
@@ -1051,7 +1055,7 @@
                 <w:rFonts w:ascii="Avenir Next" w:hAnsi="Avenir Next" w:cs="Avenir Next" w:eastAsia="Avenir Next"/>
                 <w:b/>
                 <w:color w:val="1A1A1A"/>
-                <w:sz w:val="17"/>
+                <w:sz w:val="22"/>
                 <w:szCs w:val="17"/>
               </w:rPr>
               <w:t xml:space="preserve">3.</w:t>
@@ -1069,7 +1073,7 @@
               <w:rPr>
                 <w:rFonts w:ascii="Avenir Next" w:hAnsi="Avenir Next" w:cs="Avenir Next" w:eastAsia="Avenir Next"/>
                 <w:color w:val="1A1A1A"/>
-                <w:sz w:val="17"/>
+                <w:sz w:val="22"/>
                 <w:szCs w:val="17"/>
               </w:rPr>
               <w:t xml:space="preserve">a. =  b. &lt;  c. &gt;  d. &gt;  e. &lt;  f. &gt;</w:t>
@@ -1088,7 +1092,7 @@
                 <w:rFonts w:ascii="Avenir Next" w:hAnsi="Avenir Next" w:cs="Avenir Next" w:eastAsia="Avenir Next"/>
                 <w:b/>
                 <w:color w:val="1A1A1A"/>
-                <w:sz w:val="17"/>
+                <w:sz w:val="22"/>
                 <w:szCs w:val="17"/>
               </w:rPr>
               <w:t xml:space="preserve">4.</w:t>
@@ -1106,7 +1110,7 @@
               <w:rPr>
                 <w:rFonts w:ascii="Avenir Next" w:hAnsi="Avenir Next" w:cs="Avenir Next" w:eastAsia="Avenir Next"/>
                 <w:color w:val="1A1A1A"/>
-                <w:sz w:val="17"/>
+                <w:sz w:val="22"/>
                 <w:szCs w:val="17"/>
               </w:rPr>
               <w:t xml:space="preserve">Step 1: equal   Step 2: equal   Step 3: true</w:t>
@@ -1125,7 +1129,7 @@
                 <w:rFonts w:ascii="Avenir Next" w:hAnsi="Avenir Next" w:cs="Avenir Next" w:eastAsia="Avenir Next"/>
                 <w:b/>
                 <w:color w:val="1A1A1A"/>
-                <w:sz w:val="17"/>
+                <w:sz w:val="22"/>
                 <w:szCs w:val="17"/>
               </w:rPr>
               <w:t xml:space="preserve">5.</w:t>
@@ -1143,7 +1147,7 @@
               <w:rPr>
                 <w:rFonts w:ascii="Avenir Next" w:hAnsi="Avenir Next" w:cs="Avenir Next" w:eastAsia="Avenir Next"/>
                 <w:color w:val="1A1A1A"/>
-                <w:sz w:val="17"/>
+                <w:sz w:val="22"/>
                 <w:szCs w:val="17"/>
               </w:rPr>
               <w:t xml:space="preserve">Step 1: less   Step 2: less   Step 3: true</w:t>
@@ -1162,7 +1166,7 @@
                 <w:rFonts w:ascii="Avenir Next" w:hAnsi="Avenir Next" w:cs="Avenir Next" w:eastAsia="Avenir Next"/>
                 <w:b/>
                 <w:color w:val="1A1A1A"/>
-                <w:sz w:val="17"/>
+                <w:sz w:val="22"/>
                 <w:szCs w:val="17"/>
               </w:rPr>
               <w:t xml:space="preserve">6.</w:t>
@@ -1180,7 +1184,7 @@
               <w:rPr>
                 <w:rFonts w:ascii="Avenir Next" w:hAnsi="Avenir Next" w:cs="Avenir Next" w:eastAsia="Avenir Next"/>
                 <w:color w:val="1A1A1A"/>
-                <w:sz w:val="17"/>
+                <w:sz w:val="22"/>
                 <w:szCs w:val="17"/>
               </w:rPr>
               <w:t xml:space="preserve">a. true  b. false  c. false  d. true  e. true  f. false</w:t>
@@ -1199,7 +1203,7 @@
                 <w:rFonts w:ascii="Avenir Next" w:hAnsi="Avenir Next" w:cs="Avenir Next" w:eastAsia="Avenir Next"/>
                 <w:b/>
                 <w:color w:val="1A1A1A"/>
-                <w:sz w:val="17"/>
+                <w:sz w:val="22"/>
                 <w:szCs w:val="17"/>
               </w:rPr>
               <w:t xml:space="preserve">7.</w:t>
@@ -1218,7 +1222,7 @@
                 <w:rFonts w:ascii="Avenir Next" w:hAnsi="Avenir Next" w:cs="Avenir Next" w:eastAsia="Avenir Next"/>
                 <w:b/>
                 <w:color w:val="1A1A1A"/>
-                <w:sz w:val="17"/>
+                <w:sz w:val="22"/>
                 <w:szCs w:val="17"/>
               </w:rPr>
               <w:t xml:space="preserve">B</w:t>
@@ -1227,7 +1231,7 @@
               <w:rPr>
                 <w:rFonts w:ascii="Avenir Next" w:hAnsi="Avenir Next" w:cs="Avenir Next" w:eastAsia="Avenir Next"/>
                 <w:color w:val="1A1A1A"/>
-                <w:sz w:val="17"/>
+                <w:sz w:val="22"/>
                 <w:szCs w:val="17"/>
               </w:rPr>
               <w:t xml:space="preserve">  (No, because 15 &gt; 15 is false)</w:t>
@@ -1241,6 +1245,7 @@
           </w:tcPr>
           <w:p>
             <w:pPr>
+              <w:pStyle w:val="Heading2"/>
               <w:keepNext/>
               <w:pBdr>
                 <w:bottom w:val="single" w:sz="8" w:space="3" w:color="003A70"/>
@@ -1256,7 +1261,7 @@
                 <w:b/>
                 <w:color w:val="003A70"/>
                 <w:spacing w:val="14"/>
-                <w:sz w:val="19"/>
+                <w:sz w:val="22"/>
                 <w:szCs w:val="19"/>
               </w:rPr>
               <w:t xml:space="preserve">SESSION 2  ·  PRACTICE B</w:t>
@@ -1275,7 +1280,7 @@
                 <w:rFonts w:ascii="Avenir Next" w:hAnsi="Avenir Next" w:cs="Avenir Next" w:eastAsia="Avenir Next"/>
                 <w:i/>
                 <w:color w:val="5A5F66"/>
-                <w:sz w:val="17"/>
+                <w:sz w:val="22"/>
                 <w:szCs w:val="17"/>
               </w:rPr>
               <w:t xml:space="preserve">Test Solutions of Equations · Graph Inequalities</w:t>
@@ -1294,7 +1299,7 @@
                 <w:rFonts w:ascii="Avenir Next" w:hAnsi="Avenir Next" w:cs="Avenir Next" w:eastAsia="Avenir Next"/>
                 <w:b/>
                 <w:color w:val="1A1A1A"/>
-                <w:sz w:val="17"/>
+                <w:sz w:val="22"/>
                 <w:szCs w:val="17"/>
               </w:rPr>
               <w:t xml:space="preserve">1.</w:t>
@@ -1312,7 +1317,7 @@
               <w:rPr>
                 <w:rFonts w:ascii="Avenir Next" w:hAnsi="Avenir Next" w:cs="Avenir Next" w:eastAsia="Avenir Next"/>
                 <w:color w:val="1A1A1A"/>
-                <w:sz w:val="17"/>
+                <w:sz w:val="22"/>
                 <w:szCs w:val="17"/>
               </w:rPr>
               <w:t xml:space="preserve">Step 1: 8   Step 2: 5   Step 3: 5, no</w:t>
@@ -1331,7 +1336,7 @@
                 <w:rFonts w:ascii="Avenir Next" w:hAnsi="Avenir Next" w:cs="Avenir Next" w:eastAsia="Avenir Next"/>
                 <w:b/>
                 <w:color w:val="1A1A1A"/>
-                <w:sz w:val="17"/>
+                <w:sz w:val="22"/>
                 <w:szCs w:val="17"/>
               </w:rPr>
               <w:t xml:space="preserve">2.</w:t>
@@ -1349,7 +1354,7 @@
               <w:rPr>
                 <w:rFonts w:ascii="Avenir Next" w:hAnsi="Avenir Next" w:cs="Avenir Next" w:eastAsia="Avenir Next"/>
                 <w:color w:val="1A1A1A"/>
-                <w:sz w:val="17"/>
+                <w:sz w:val="22"/>
                 <w:szCs w:val="17"/>
               </w:rPr>
               <w:t xml:space="preserve">Step 1: 30   Step 2: 6   Step 3: 6, yes</w:t>
@@ -1368,7 +1373,7 @@
                 <w:rFonts w:ascii="Avenir Next" w:hAnsi="Avenir Next" w:cs="Avenir Next" w:eastAsia="Avenir Next"/>
                 <w:b/>
                 <w:color w:val="1A1A1A"/>
-                <w:sz w:val="17"/>
+                <w:sz w:val="22"/>
                 <w:szCs w:val="17"/>
               </w:rPr>
               <w:t xml:space="preserve">3.</w:t>
@@ -1386,7 +1391,7 @@
               <w:rPr>
                 <w:rFonts w:ascii="Avenir Next" w:hAnsi="Avenir Next" w:cs="Avenir Next" w:eastAsia="Avenir Next"/>
                 <w:color w:val="1A1A1A"/>
-                <w:sz w:val="17"/>
+                <w:sz w:val="22"/>
                 <w:szCs w:val="17"/>
               </w:rPr>
               <w:t xml:space="preserve">a. no  b. yes  c. yes  d. no  e. yes  f. yes</w:t>
@@ -1405,7 +1410,7 @@
                 <w:rFonts w:ascii="Avenir Next" w:hAnsi="Avenir Next" w:cs="Avenir Next" w:eastAsia="Avenir Next"/>
                 <w:b/>
                 <w:color w:val="1A1A1A"/>
-                <w:sz w:val="17"/>
+                <w:sz w:val="22"/>
                 <w:szCs w:val="17"/>
               </w:rPr>
               <w:t xml:space="preserve">4.</w:t>
@@ -1423,7 +1428,7 @@
               <w:rPr>
                 <w:rFonts w:ascii="Avenir Next" w:hAnsi="Avenir Next" w:cs="Avenir Next" w:eastAsia="Avenir Next"/>
                 <w:color w:val="1A1A1A"/>
-                <w:sz w:val="17"/>
+                <w:sz w:val="22"/>
                 <w:szCs w:val="17"/>
               </w:rPr>
               <w:t xml:space="preserve">Step 1: 5   Step 2: closed   Step 3: left</w:t>
@@ -1442,7 +1447,7 @@
                 <w:rFonts w:ascii="Avenir Next" w:hAnsi="Avenir Next" w:cs="Avenir Next" w:eastAsia="Avenir Next"/>
                 <w:b/>
                 <w:color w:val="1A1A1A"/>
-                <w:sz w:val="17"/>
+                <w:sz w:val="22"/>
                 <w:szCs w:val="17"/>
               </w:rPr>
               <w:t xml:space="preserve">5.</w:t>
@@ -1460,7 +1465,7 @@
               <w:rPr>
                 <w:rFonts w:ascii="Avenir Next" w:hAnsi="Avenir Next" w:cs="Avenir Next" w:eastAsia="Avenir Next"/>
                 <w:color w:val="1A1A1A"/>
-                <w:sz w:val="17"/>
+                <w:sz w:val="22"/>
                 <w:szCs w:val="17"/>
               </w:rPr>
               <w:t xml:space="preserve">Step 1: 25   Step 2: open   Step 3: left</w:t>
@@ -1479,7 +1484,7 @@
                 <w:rFonts w:ascii="Avenir Next" w:hAnsi="Avenir Next" w:cs="Avenir Next" w:eastAsia="Avenir Next"/>
                 <w:b/>
                 <w:color w:val="1A1A1A"/>
-                <w:sz w:val="17"/>
+                <w:sz w:val="22"/>
                 <w:szCs w:val="17"/>
               </w:rPr>
               <w:t xml:space="preserve">6.</w:t>
@@ -1497,7 +1502,7 @@
               <w:rPr>
                 <w:rFonts w:ascii="Avenir Next" w:hAnsi="Avenir Next" w:cs="Avenir Next" w:eastAsia="Avenir Next"/>
                 <w:color w:val="1A1A1A"/>
-                <w:sz w:val="17"/>
+                <w:sz w:val="22"/>
                 <w:szCs w:val="17"/>
               </w:rPr>
               <w:t xml:space="preserve">a. closed, right  b. open, right  c. closed, left  d. closed, right  e. closed, left  f. open, left</w:t>
@@ -1516,7 +1521,7 @@
                 <w:rFonts w:ascii="Avenir Next" w:hAnsi="Avenir Next" w:cs="Avenir Next" w:eastAsia="Avenir Next"/>
                 <w:b/>
                 <w:color w:val="1A1A1A"/>
-                <w:sz w:val="17"/>
+                <w:sz w:val="22"/>
                 <w:szCs w:val="17"/>
               </w:rPr>
               <w:t xml:space="preserve">7.</w:t>
@@ -1535,7 +1540,7 @@
                 <w:rFonts w:ascii="Avenir Next" w:hAnsi="Avenir Next" w:cs="Avenir Next" w:eastAsia="Avenir Next"/>
                 <w:b/>
                 <w:color w:val="1A1A1A"/>
-                <w:sz w:val="17"/>
+                <w:sz w:val="22"/>
                 <w:szCs w:val="17"/>
               </w:rPr>
               <w:t xml:space="preserve">B</w:t>
@@ -1544,7 +1549,7 @@
               <w:rPr>
                 <w:rFonts w:ascii="Avenir Next" w:hAnsi="Avenir Next" w:cs="Avenir Next" w:eastAsia="Avenir Next"/>
                 <w:color w:val="1A1A1A"/>
-                <w:sz w:val="17"/>
+                <w:sz w:val="22"/>
                 <w:szCs w:val="17"/>
               </w:rPr>
               <w:t xml:space="preserve">  (Closed dot at 50, arrow left)</w:t>
@@ -1641,7 +1646,106 @@
               <w:sz w:val="15"/>
               <w:szCs w:val="15"/>
             </w:rPr>
-            <w:t xml:space="preserve">Lesson 8-5  ·  Prerequisite Practice  ·  Answer Key</w:t>
+            <w:t xml:space="preserve">8-5 · Page </w:t>
+          </w:r>
+          <w:r>
+            <w:rPr>
+              <w:rFonts w:ascii="Avenir Next" w:hAnsi="Avenir Next" w:cs="Avenir Next" w:eastAsia="Avenir Next"/>
+              <w:color w:val="5A5F66"/>
+              <w:sz w:val="15"/>
+              <w:szCs w:val="15"/>
+            </w:rPr>
+            <w:fldChar w:fldCharType="begin"/>
+          </w:r>
+          <w:r>
+            <w:rPr>
+              <w:rFonts w:ascii="Avenir Next" w:hAnsi="Avenir Next" w:cs="Avenir Next" w:eastAsia="Avenir Next"/>
+              <w:color w:val="5A5F66"/>
+              <w:sz w:val="15"/>
+              <w:szCs w:val="15"/>
+            </w:rPr>
+            <w:instrText xml:space="preserve"> PAGE </w:instrText>
+          </w:r>
+          <w:r>
+            <w:rPr>
+              <w:rFonts w:ascii="Avenir Next" w:hAnsi="Avenir Next" w:cs="Avenir Next" w:eastAsia="Avenir Next"/>
+              <w:color w:val="5A5F66"/>
+              <w:sz w:val="15"/>
+              <w:szCs w:val="15"/>
+            </w:rPr>
+            <w:fldChar w:fldCharType="separate"/>
+          </w:r>
+          <w:r>
+            <w:rPr>
+              <w:rFonts w:ascii="Avenir Next" w:hAnsi="Avenir Next" w:cs="Avenir Next" w:eastAsia="Avenir Next"/>
+              <w:color w:val="5A5F66"/>
+              <w:sz w:val="15"/>
+              <w:szCs w:val="15"/>
+            </w:rPr>
+            <w:t xml:space="preserve">1</w:t>
+          </w:r>
+          <w:r>
+            <w:rPr>
+              <w:rFonts w:ascii="Avenir Next" w:hAnsi="Avenir Next" w:cs="Avenir Next" w:eastAsia="Avenir Next"/>
+              <w:color w:val="5A5F66"/>
+              <w:sz w:val="15"/>
+              <w:szCs w:val="15"/>
+            </w:rPr>
+            <w:fldChar w:fldCharType="end"/>
+          </w:r>
+          <w:r>
+            <w:rPr>
+              <w:rFonts w:ascii="Avenir Next" w:hAnsi="Avenir Next" w:cs="Avenir Next" w:eastAsia="Avenir Next"/>
+              <w:color w:val="5A5F66"/>
+              <w:sz w:val="15"/>
+              <w:szCs w:val="15"/>
+            </w:rPr>
+            <w:t xml:space="preserve"> of </w:t>
+          </w:r>
+          <w:r>
+            <w:rPr>
+              <w:rFonts w:ascii="Avenir Next" w:hAnsi="Avenir Next" w:cs="Avenir Next" w:eastAsia="Avenir Next"/>
+              <w:color w:val="5A5F66"/>
+              <w:sz w:val="15"/>
+              <w:szCs w:val="15"/>
+            </w:rPr>
+            <w:fldChar w:fldCharType="begin"/>
+          </w:r>
+          <w:r>
+            <w:rPr>
+              <w:rFonts w:ascii="Avenir Next" w:hAnsi="Avenir Next" w:cs="Avenir Next" w:eastAsia="Avenir Next"/>
+              <w:color w:val="5A5F66"/>
+              <w:sz w:val="15"/>
+              <w:szCs w:val="15"/>
+            </w:rPr>
+            <w:instrText xml:space="preserve"> NUMPAGES </w:instrText>
+          </w:r>
+          <w:r>
+            <w:rPr>
+              <w:rFonts w:ascii="Avenir Next" w:hAnsi="Avenir Next" w:cs="Avenir Next" w:eastAsia="Avenir Next"/>
+              <w:color w:val="5A5F66"/>
+              <w:sz w:val="15"/>
+              <w:szCs w:val="15"/>
+            </w:rPr>
+            <w:fldChar w:fldCharType="separate"/>
+          </w:r>
+          <w:r>
+            <w:rPr>
+              <w:rFonts w:ascii="Avenir Next" w:hAnsi="Avenir Next" w:cs="Avenir Next" w:eastAsia="Avenir Next"/>
+              <w:color w:val="5A5F66"/>
+              <w:sz w:val="15"/>
+              <w:szCs w:val="15"/>
+            </w:rPr>
+            <w:t xml:space="preserve">1</w:t>
+          </w:r>
+          <w:r>
+            <w:rPr>
+              <w:rFonts w:ascii="Avenir Next" w:hAnsi="Avenir Next" w:cs="Avenir Next" w:eastAsia="Avenir Next"/>
+              <w:color w:val="5A5F66"/>
+              <w:sz w:val="15"/>
+              <w:szCs w:val="15"/>
+            </w:rPr>
+            <w:fldChar w:fldCharType="end"/>
           </w:r>
         </w:p>
       </w:tc>
@@ -1684,5 +1788,23 @@
       </w:tblCellMar>
     </w:tblPr>
   </w:style>
+  <w:style w:type="paragraph" w:styleId="Heading1">
+    <w:name w:val="heading 1"/>
+    <w:basedOn w:val="Normal"/>
+    <w:pPr>
+      <w:outlineLvl w:val="0"/>
+      <w:keepNext w:val="0"/>
+      <w:keepLines w:val="0"/>
+    </w:pPr>
+  </w:style>
+  <w:style w:type="paragraph" w:styleId="Heading2">
+    <w:name w:val="heading 2"/>
+    <w:basedOn w:val="Normal"/>
+    <w:pPr>
+      <w:outlineLvl w:val="1"/>
+      <w:keepNext w:val="0"/>
+      <w:keepLines w:val="0"/>
+    </w:pPr>
+  </w:style>
 </w:styles>
 </file>